--- a/5_concepts/05_The_Website_What_and_Why.docx
+++ b/5_concepts/05_The_Website_What_and_Why.docx
@@ -63,7 +63,7 @@
           <w:sz w:val="21"/>
           <w:szCs w:val="21"/>
         </w:rPr>
-        <w:t xml:space="preserve">A guide to the interactive site: the reasoning behind building it instead of writing a report, an explanation of all sixteen sections, the moments worth demonstrating live, and how the whole thing is assembled.</w:t>
+        <w:t xml:space="preserve">A guide to the interactive site: the reasoning behind building it instead of writing a report, an explanation of all seventeen sections, the moments worth demonstrating live, and how the whole thing is assembled.</w:t>
       </w:r>
     </w:p>
     <w:p>
@@ -642,7 +642,7 @@
           <w:sz w:val="21"/>
           <w:szCs w:val="21"/>
         </w:rPr>
-        <w:t xml:space="preserve">Sixteen sections, in a deliberate order: the problem, then what was built, then the algorithm in detail, then the analysis, then the source. The sticky navigation at the top tracks where you are.</w:t>
+        <w:t xml:space="preserve">Seventeen sections, in a deliberate order: the problem, then what was built, then the algorithm in detail, then the analysis, then the source. The sticky navigation at the top tracks where you are.</w:t>
       </w:r>
     </w:p>
     <w:p>
@@ -1432,193 +1432,7 @@
                 <w:sz w:val="19"/>
                 <w:szCs w:val="19"/>
               </w:rPr>
-              <w:t xml:space="preserve">7</w:t>
-            </w:r>
-          </w:p>
-        </w:tc>
-        <w:tc>
-          <w:tcPr>
-            <w:tcW w:type="dxa" w:w="2434"/>
-            <w:shd w:fill="F6F8FB" w:val="clear"/>
-            <w:tcMar>
-              <w:top w:type="dxa" w:w="70"/>
-              <w:left w:type="dxa" w:w="100"/>
-              <w:bottom w:type="dxa" w:w="70"/>
-              <w:right w:type="dxa" w:w="100"/>
-            </w:tcMar>
-          </w:tcPr>
-          <w:p>
-            <w:pPr>
-              <w:spacing w:after="0" w:line="260"/>
-            </w:pPr>
-            <w:r>
-              <w:rPr>
-                <w:rFonts w:ascii="Calibri" w:cs="Calibri" w:eastAsia="Calibri" w:hAnsi="Calibri"/>
-                <w:color w:val="1A1A2E"/>
-                <w:sz w:val="19"/>
-                <w:szCs w:val="19"/>
-              </w:rPr>
-              <w:t xml:space="preserve">Limitations — and How We Fix Them</w:t>
-            </w:r>
-          </w:p>
-        </w:tc>
-        <w:tc>
-          <w:tcPr>
-            <w:tcW w:type="dxa" w:w="6458"/>
-            <w:shd w:fill="F6F8FB" w:val="clear"/>
-            <w:tcMar>
-              <w:top w:type="dxa" w:w="70"/>
-              <w:left w:type="dxa" w:w="100"/>
-              <w:bottom w:type="dxa" w:w="70"/>
-              <w:right w:type="dxa" w:w="100"/>
-            </w:tcMar>
-          </w:tcPr>
-          <w:p>
-            <w:pPr>
-              <w:spacing w:after="0" w:line="260"/>
-            </w:pPr>
-            <w:r>
-              <w:rPr>
-                <w:rFonts w:ascii="Calibri" w:cs="Calibri" w:eastAsia="Calibri" w:hAnsi="Calibri"/>
-                <w:color w:val="1A1A2E"/>
-                <w:sz w:val="19"/>
-                <w:szCs w:val="19"/>
-              </w:rPr>
-              <w:t xml:space="preserve">Four limitation cards. Each states the drawback, shows </w:t>
-            </w:r>
-            <w:r>
-              <w:rPr>
-                <w:rFonts w:ascii="Calibri" w:cs="Calibri" w:eastAsia="Calibri" w:hAnsi="Calibri"/>
-                <w:b/>
-                <w:bCs/>
-                <w:color w:val="1A1A2E"/>
-                <w:sz w:val="19"/>
-                <w:szCs w:val="19"/>
-              </w:rPr>
-              <w:t xml:space="preserve">live evidence computed from the currently loaded structure</w:t>
-            </w:r>
-            <w:r>
-              <w:rPr>
-                <w:rFonts w:ascii="Calibri" w:cs="Calibri" w:eastAsia="Calibri" w:hAnsi="Calibri"/>
-                <w:color w:val="1A1A2E"/>
-                <w:sz w:val="19"/>
-                <w:szCs w:val="19"/>
-              </w:rPr>
-              <w:t xml:space="preserve">, gives the proposed fix, and reports the measured effect — including where that effect is zero.</w:t>
-            </w:r>
-          </w:p>
-        </w:tc>
-      </w:tr>
-      <w:tr>
-        <w:trPr>
-          <w:tblHeader w:val="false"/>
-        </w:trPr>
-        <w:tc>
-          <w:tcPr>
-            <w:tcW w:type="dxa" w:w="468"/>
-            <w:shd w:fill="FFFFFF" w:val="clear"/>
-            <w:tcMar>
-              <w:top w:type="dxa" w:w="70"/>
-              <w:left w:type="dxa" w:w="100"/>
-              <w:bottom w:type="dxa" w:w="70"/>
-              <w:right w:type="dxa" w:w="100"/>
-            </w:tcMar>
-          </w:tcPr>
-          <w:p>
-            <w:pPr>
-              <w:spacing w:after="0" w:line="260"/>
-            </w:pPr>
-            <w:r>
-              <w:rPr>
-                <w:rFonts w:ascii="Calibri" w:cs="Calibri" w:eastAsia="Calibri" w:hAnsi="Calibri"/>
-                <w:color w:val="1A1A2E"/>
-                <w:sz w:val="19"/>
-                <w:szCs w:val="19"/>
-              </w:rPr>
               <w:t xml:space="preserve">8</w:t>
-            </w:r>
-          </w:p>
-        </w:tc>
-        <w:tc>
-          <w:tcPr>
-            <w:tcW w:type="dxa" w:w="2434"/>
-            <w:shd w:fill="FFFFFF" w:val="clear"/>
-            <w:tcMar>
-              <w:top w:type="dxa" w:w="70"/>
-              <w:left w:type="dxa" w:w="100"/>
-              <w:bottom w:type="dxa" w:w="70"/>
-              <w:right w:type="dxa" w:w="100"/>
-            </w:tcMar>
-          </w:tcPr>
-          <w:p>
-            <w:pPr>
-              <w:spacing w:after="0" w:line="260"/>
-            </w:pPr>
-            <w:r>
-              <w:rPr>
-                <w:rFonts w:ascii="Calibri" w:cs="Calibri" w:eastAsia="Calibri" w:hAnsi="Calibri"/>
-                <w:color w:val="1A1A2E"/>
-                <w:sz w:val="19"/>
-                <w:szCs w:val="19"/>
-              </w:rPr>
-              <w:t xml:space="preserve">Before and After the Fixes — in 3D</w:t>
-            </w:r>
-          </w:p>
-        </w:tc>
-        <w:tc>
-          <w:tcPr>
-            <w:tcW w:type="dxa" w:w="6458"/>
-            <w:shd w:fill="FFFFFF" w:val="clear"/>
-            <w:tcMar>
-              <w:top w:type="dxa" w:w="70"/>
-              <w:left w:type="dxa" w:w="100"/>
-              <w:bottom w:type="dxa" w:w="70"/>
-              <w:right w:type="dxa" w:w="100"/>
-            </w:tcMar>
-          </w:tcPr>
-          <w:p>
-            <w:pPr>
-              <w:spacing w:after="0" w:line="260"/>
-            </w:pPr>
-            <w:r>
-              <w:rPr>
-                <w:rFonts w:ascii="Calibri" w:cs="Calibri" w:eastAsia="Calibri" w:hAnsi="Calibri"/>
-                <w:color w:val="1A1A2E"/>
-                <w:sz w:val="19"/>
-                <w:szCs w:val="19"/>
-              </w:rPr>
-              <w:t xml:space="preserve">Two 3D panels, same structure, same coordinates: the published output on the left, the fixed output on the right. The atoms are in identical positions in both, so the only visible difference is the one the fix causes.</w:t>
-            </w:r>
-          </w:p>
-        </w:tc>
-      </w:tr>
-      <w:tr>
-        <w:trPr>
-          <w:tblHeader w:val="false"/>
-        </w:trPr>
-        <w:tc>
-          <w:tcPr>
-            <w:tcW w:type="dxa" w:w="468"/>
-            <w:shd w:fill="F6F8FB" w:val="clear"/>
-            <w:tcMar>
-              <w:top w:type="dxa" w:w="70"/>
-              <w:left w:type="dxa" w:w="100"/>
-              <w:bottom w:type="dxa" w:w="70"/>
-              <w:right w:type="dxa" w:w="100"/>
-            </w:tcMar>
-          </w:tcPr>
-          <w:p>
-            <w:pPr>
-              <w:spacing w:after="0" w:line="260"/>
-            </w:pPr>
-            <w:r>
-              <w:rPr>
-                <w:rFonts w:ascii="Calibri" w:cs="Calibri" w:eastAsia="Calibri" w:hAnsi="Calibri"/>
-                <w:color w:val="1A1A2E"/>
-                <w:sz w:val="19"/>
-                <w:szCs w:val="19"/>
-              </w:rPr>
-              <w:t xml:space="preserve">8b</w:t>
             </w:r>
           </w:p>
         </w:tc>
@@ -3100,7 +2914,7 @@
                 <w:sz w:val="19"/>
                 <w:szCs w:val="19"/>
               </w:rPr>
-              <w:t xml:space="preserve">The single page — all sixteen sections, all styling.</w:t>
+              <w:t xml:space="preserve">The single page — all seventeen sections, all styling.</w:t>
             </w:r>
           </w:p>
         </w:tc>
@@ -3416,7 +3230,7 @@
                 <w:sz w:val="17"/>
                 <w:szCs w:val="17"/>
               </w:rPr>
-              <w:t xml:space="preserve">metal_oxo_drawbacks.js</w:t>
+              <w:t xml:space="preserve">band_page.js</w:t>
             </w:r>
           </w:p>
         </w:tc>
@@ -3442,7 +3256,7 @@
                 <w:sz w:val="19"/>
                 <w:szCs w:val="19"/>
               </w:rPr>
-              <w:t xml:space="preserve">Sections 7 and 8 — limitation cards and the before/after panels.</w:t>
+              <w:t xml:space="preserve">Section 16 — the 77-framework band, the spectra, and the size-confound charts.</w:t>
             </w:r>
           </w:p>
         </w:tc>
